--- a/templates/comptes-pv-assemblee.docx
+++ b/templates/comptes-pv-assemblee.docx
@@ -9,7 +9,7 @@
       <w:r>
         <w:rPr>
           <w:b/>
-          <w:sz w:val="32"/>
+          <w:sz w:val="26"/>
         </w:rPr>
         <w:t xml:space="preserve">{{SOCIETE}}</w:t>
       </w:r>
@@ -62,7 +62,7 @@
       <w:r>
         <w:rPr>
           <w:b/>
-          <w:sz w:val="28"/>
+          <w:sz w:val="25"/>
           <w:u w:val="single"/>
         </w:rPr>
         <w:t xml:space="preserve">PROCÈS-VERBAL DE L'ASSEMBLÉE GÉNÉRALE ORDINAIRE ANNUELLE</w:t>
@@ -76,7 +76,7 @@
       <w:r>
         <w:rPr>
           <w:b/>
-          <w:sz w:val="24"/>
+          <w:sz w:val="22"/>
         </w:rPr>
         <w:t xml:space="preserve">EN DATE DU {{DATE_ASSEMBLEE_FR}}</w:t>
       </w:r>
@@ -182,7 +182,7 @@
       <w:r>
         <w:rPr>
           <w:b/>
-          <w:sz w:val="24"/>
+          <w:sz w:val="22"/>
           <w:u w:val="single"/>
         </w:rPr>
         <w:t xml:space="preserve">RÉSOLUTION - APPROBATION DES COMPTES ANNUELS</w:t>
@@ -227,7 +227,7 @@
       <w:r>
         <w:rPr>
           <w:b/>
-          <w:sz w:val="24"/>
+          <w:sz w:val="22"/>
           <w:u w:val="single"/>
         </w:rPr>
         <w:t xml:space="preserve">RÉSOLUTION - AFFECTATION DU RÉSULTAT</w:t>
@@ -288,7 +288,7 @@
       <w:r>
         <w:rPr>
           <w:b/>
-          <w:sz w:val="24"/>
+          <w:sz w:val="22"/>
           <w:u w:val="single"/>
         </w:rPr>
         <w:t xml:space="preserve">{{^IS_CONVENTIONS_SANS_OBJET}}RÉSOLUTION - CONVENTIONS RÉGLEMENTÉES{{/IS_CONVENTIONS_SANS_OBJET}}</w:t>
@@ -349,7 +349,7 @@
       <w:r>
         <w:rPr>
           <w:b/>
-          <w:sz w:val="24"/>
+          <w:sz w:val="22"/>
           <w:u w:val="single"/>
         </w:rPr>
         <w:t xml:space="preserve">RÉSOLUTION - POUVOIRS POUR LES FORMALITÉS</w:t>
@@ -459,4 +459,30 @@
     </w:sectPr>
   </w:body>
 </w:document>
+</file>
+
+<file path=word/styles.xml><?xml version="1.0" encoding="utf-8"?>
+<w:styles xmlns:w="http://schemas.openxmlformats.org/wordprocessingml/2006/main">
+  <w:docDefaults>
+    <w:rPrDefault>
+      <w:rPr>
+        <w:rFonts w:ascii="Cambria" w:hAnsi="Cambria" w:eastAsia="Cambria" w:cs="Cambria"/>
+        <w:sz w:val="22"/>
+        <w:szCs w:val="22"/>
+        <w:lang w:val="fr-FR"/>
+      </w:rPr>
+    </w:rPrDefault>
+    <w:pPrDefault>
+      <w:pPr>
+        <w:widowControl/>
+        <w:spacing w:after="160" w:line="276" w:lineRule="auto"/>
+        <w:jc w:val="both"/>
+      </w:pPr>
+    </w:pPrDefault>
+  </w:docDefaults>
+  <w:style w:type="paragraph" w:default="1" w:styleId="Normal">
+    <w:name w:val="Normal"/>
+    <w:qFormat/>
+  </w:style>
+</w:styles>
 </file>
--- a/templates/comptes-pv-assemblee.docx
+++ b/templates/comptes-pv-assemblee.docx
@@ -22,7 +22,7 @@
         <w:rPr>
           <w:sz w:val="20"/>
         </w:rPr>
-        <w:t xml:space="preserve">{{FORME_EN_CLAIR}} au capital de {{CAPITAL_FORMATE}} euros</w:t>
+        <w:t xml:space="preserve">{{FORME_EN_CLAIR_CAPITALE}} au capital de {{CAPITAL_FORMATE}} euros</w:t>
       </w:r>
     </w:p>
     <w:p>

--- a/templates/comptes-pv-assemblee.docx
+++ b/templates/comptes-pv-assemblee.docx
@@ -49,14 +49,6 @@
     </w:p>
     <w:p>
       <w:pPr>
-        <w:spacing w:after="200"/>
-      </w:pPr>
-      <w:r>
-        <w:t xml:space="preserve"/>
-      </w:r>
-    </w:p>
-    <w:p>
-      <w:pPr>
         <w:jc w:val="center"/>
       </w:pPr>
       <w:r>
@@ -86,14 +78,6 @@
         <w:spacing w:after="200"/>
       </w:pPr>
       <w:r>
-        <w:t xml:space="preserve"/>
-      </w:r>
-    </w:p>
-    <w:p>
-      <w:pPr>
-        <w:spacing w:after="200"/>
-      </w:pPr>
-      <w:r>
         <w:t xml:space="preserve">L'an {{ANNEE_LETTRES}}, le {{DATE_ASSEMBLEE_FR}} à {{HEURE_ASSEMBLEE}}, les associés de la société {{SOCIETE}} se sont réunis {{LIEU_ASSEMBLEE}} en assemblée générale ordinaire annuelle, sur convocation faite à chacun d'eux.</w:t>
       </w:r>
     </w:p>
@@ -142,14 +126,6 @@
     </w:p>
     <w:p>
       <w:pPr>
-        <w:spacing w:after="200"/>
-      </w:pPr>
-      <w:r>
-        <w:t xml:space="preserve"/>
-      </w:r>
-    </w:p>
-    <w:p>
-      <w:pPr>
         <w:spacing w:after="100"/>
       </w:pPr>
       <w:r>
@@ -165,14 +141,6 @@
       </w:pPr>
       <w:r>
         <w:t xml:space="preserve">Approbation des comptes de l'exercice clos le {{DATE_CLOTURE_FR}} et quitus au {{DIRIGEANT_FONCTION}} ; affectation du résultat de l'exercice ; {{^IS_CONVENTIONS_SANS_OBJET}}examen des conventions réglementées ; {{/IS_CONVENTIONS_SANS_OBJET}}pouvoirs en vue des formalités.</w:t>
-      </w:r>
-    </w:p>
-    <w:p>
-      <w:pPr>
-        <w:spacing w:after="200"/>
-      </w:pPr>
-      <w:r>
-        <w:t xml:space="preserve"/>
       </w:r>
     </w:p>
     <w:p>
@@ -217,14 +185,6 @@
         <w:spacing w:after="200"/>
       </w:pPr>
       <w:r>
-        <w:t xml:space="preserve"/>
-      </w:r>
-    </w:p>
-    <w:p>
-      <w:pPr>
-        <w:spacing w:after="200"/>
-      </w:pPr>
-      <w:r>
         <w:rPr>
           <w:b/>
           <w:sz w:val="22"/>
@@ -278,14 +238,6 @@
         <w:spacing w:after="200"/>
       </w:pPr>
       <w:r>
-        <w:t xml:space="preserve"/>
-      </w:r>
-    </w:p>
-    <w:p>
-      <w:pPr>
-        <w:spacing w:after="200"/>
-      </w:pPr>
-      <w:r>
         <w:rPr>
           <w:b/>
           <w:sz w:val="22"/>
@@ -339,14 +291,6 @@
         <w:spacing w:after="200"/>
       </w:pPr>
       <w:r>
-        <w:t xml:space="preserve"/>
-      </w:r>
-    </w:p>
-    <w:p>
-      <w:pPr>
-        <w:spacing w:after="200"/>
-      </w:pPr>
-      <w:r>
         <w:rPr>
           <w:b/>
           <w:sz w:val="22"/>
@@ -368,14 +312,6 @@
         <w:spacing w:after="200"/>
       </w:pPr>
       <w:r>
-        <w:t xml:space="preserve"/>
-      </w:r>
-    </w:p>
-    <w:p>
-      <w:pPr>
-        <w:spacing w:after="200"/>
-      </w:pPr>
-      <w:r>
         <w:t xml:space="preserve">Plus rien n'étant à l'ordre du jour, la séance est levée. De tout ce que dessus, il a été dressé le présent procès-verbal, consigné sur le registre des décisions.</w:t>
       </w:r>
     </w:p>
@@ -384,23 +320,7 @@
         <w:spacing w:after="200"/>
       </w:pPr>
       <w:r>
-        <w:t xml:space="preserve">Fait {{LIEU_ASSEMBLEE}}, le {{DATE_ASSEMBLEE_FR}}.</w:t>
-      </w:r>
-    </w:p>
-    <w:p>
-      <w:pPr>
-        <w:spacing w:after="200"/>
-      </w:pPr>
-      <w:r>
-        <w:t xml:space="preserve"/>
-      </w:r>
-    </w:p>
-    <w:p>
-      <w:pPr>
-        <w:spacing w:after="200"/>
-      </w:pPr>
-      <w:r>
-        <w:t xml:space="preserve"/>
+        <w:t xml:space="preserve">Fait à {{VILLE_SIGNATURE}}, le {{DATE_ASSEMBLEE_FR}}.</w:t>
       </w:r>
     </w:p>
     <w:p>
@@ -412,14 +332,6 @@
           <w:b/>
         </w:rPr>
         <w:t xml:space="preserve">Les associés :</w:t>
-      </w:r>
-    </w:p>
-    <w:p>
-      <w:pPr>
-        <w:spacing w:after="200"/>
-      </w:pPr>
-      <w:r>
-        <w:t xml:space="preserve"/>
       </w:r>
     </w:p>
     <w:p>

--- a/templates/comptes-pv-assemblee.docx
+++ b/templates/comptes-pv-assemblee.docx
@@ -181,7 +181,7 @@
     </w:p>
     <w:p>
       <w:pPr>
-        <w:spacing w:after="200"/>
+        <w:spacing w:after="80"/>
       </w:pPr>
       <w:r>
         <w:t xml:space="preserve">{{#IS_BENEFICE}}L'assemblée générale décide d'affecter le bénéfice de l'exercice, soit {{RESULTAT_FORMATE}} euros{{#IS_REPORT_ANTERIEUR}}, {{REPORT_ANTERIEUR_VERBE}} report à nouveau {{REPORT_ANTERIEUR_QUALITE}} de {{REPORT_ANTERIEUR_FORMATE}} euros, soit un total de {{A_REPARTIR_FORMATE}} euros{{/IS_REPORT_ANTERIEUR}}, de la manière suivante :{{/IS_BENEFICE}}{{#IS_PERTE}}L'assemblée générale décide d'affecter la perte de l'exercice, soit {{RESULTAT_FORMATE}} euros, au compte « report à nouveau », qui est ainsi porté à {{AFF_REPORT}} euros.{{/IS_PERTE}}</w:t>
@@ -197,7 +197,8 @@
     </w:p>
     <w:p>
       <w:pPr>
-        <w:spacing w:after="200"/>
+        <w:spacing w:after="80"/>
+        <w:ind w:left="454"/>
       </w:pPr>
       <w:r>
         <w:t xml:space="preserve">- {{LIBELLE}} : {{MONTANT}} euros{{SUITE}} ;</w:t>
@@ -213,7 +214,7 @@
     </w:p>
     <w:p>
       <w:pPr>
-        <w:spacing w:after="200"/>
+        <w:spacing w:before="240" w:after="200"/>
       </w:pPr>
       <w:r>
         <w:t xml:space="preserve">{{#IS_RESERVE_LEGALE}}La dotation à la réserve légale est celle qu'impose l'article L. 232-10 du code de commerce : un vingtième du bénéfice diminué des pertes antérieures, jusqu'à ce que la réserve atteigne le dixième du capital social, soit {{RESERVE_PLAFOND_FORMATE}} euros.{{/IS_RESERVE_LEGALE}}</w:t>

--- a/templates/comptes-pv-assemblee.docx
+++ b/templates/comptes-pv-assemblee.docx
@@ -61,7 +61,7 @@
     </w:p>
     <w:p>
       <w:pPr>
-        <w:spacing w:after="200"/>
+        <w:spacing w:after="120"/>
       </w:pPr>
       <w:r>
         <w:t xml:space="preserve">L'an {{ANNEE_LETTRES}}, le {{DATE_ASSEMBLEE_FR}} à {{HEURE_ASSEMBLEE}}, les associés de la société {{SOCIETE}} se sont réunis {{LIEU_ASSEMBLEE}} en assemblée générale ordinaire annuelle, sur convocation faite à chacun d'eux.</w:t>
@@ -69,7 +69,7 @@
     </w:p>
     <w:p>
       <w:pPr>
-        <w:spacing w:after="200"/>
+        <w:spacing w:after="120"/>
       </w:pPr>
       <w:r>
         <w:t xml:space="preserve">L'assemblée est présidée par {{DIRIGEANT_NOM}}, en sa qualité de {{DIRIGEANT_FONCTION}} de la société, qui constate qu'elle est régulièrement constituée et peut valablement délibérer.</w:t>
@@ -77,7 +77,7 @@
     </w:p>
     <w:p>
       <w:pPr>
-        <w:spacing w:after="100"/>
+        <w:spacing w:after="120"/>
       </w:pPr>
       <w:r>
         <w:rPr>
@@ -88,7 +88,7 @@
     </w:p>
     <w:p>
       <w:pPr>
-        <w:spacing w:after="200"/>
+        <w:spacing w:after="120"/>
       </w:pPr>
       <w:r>
         <w:t xml:space="preserve">{{#ASSOCIES}}{{NOM}}, détenant {{PARTS}} {{MOT_TITRES}}. {{/ASSOCIES}}</w:t>
@@ -96,7 +96,7 @@
     </w:p>
     <w:p>
       <w:pPr>
-        <w:spacing w:after="200"/>
+        <w:spacing w:after="120"/>
       </w:pPr>
       <w:r>
         <w:t xml:space="preserve">Sont déposés sur le bureau et mis à la disposition de l'assemblée la feuille de présence et la liste des associés, un exemplaire des statuts de la société, les comptes annuels de l'exercice clos le {{DATE_CLOTURE_FR}} et le texte des résolutions soumises au vote.</w:t>
@@ -104,7 +104,7 @@
     </w:p>
     <w:p>
       <w:pPr>
-        <w:spacing w:after="200"/>
+        <w:spacing w:after="120"/>
       </w:pPr>
       <w:r>
         <w:t xml:space="preserve">Ces documents ont été adressés aux associés ou tenus à leur disposition au siège social à compter de la convocation. L'assemblée donne acte de cette déclaration.</w:t>
@@ -112,7 +112,7 @@
     </w:p>
     <w:p>
       <w:pPr>
-        <w:spacing w:after="100"/>
+        <w:spacing w:after="120"/>
       </w:pPr>
       <w:r>
         <w:rPr>
@@ -123,7 +123,7 @@
     </w:p>
     <w:p>
       <w:pPr>
-        <w:spacing w:after="200"/>
+        <w:spacing w:after="120"/>
       </w:pPr>
       <w:r>
         <w:t xml:space="preserve">Approbation des comptes de l'exercice clos le {{DATE_CLOTURE_FR}} et quitus au {{DIRIGEANT_FONCTION}} ; affectation du résultat de l'exercice ; {{^IS_CONVENTIONS_SANS_OBJET}}examen des conventions réglementées ; {{/IS_CONVENTIONS_SANS_OBJET}}pouvoirs en vue des formalités.</w:t>
@@ -131,7 +131,7 @@
     </w:p>
     <w:p>
       <w:pPr>
-        <w:spacing w:after="200"/>
+        <w:spacing w:after="120"/>
       </w:pPr>
       <w:r>
         <w:rPr>
@@ -144,7 +144,7 @@
     </w:p>
     <w:p>
       <w:pPr>
-        <w:spacing w:after="200"/>
+        <w:spacing w:after="120"/>
       </w:pPr>
       <w:r>
         <w:t xml:space="preserve">L'assemblée générale approuve les comptes annuels de l'exercice ouvert le {{DATE_OUVERTURE_FR}} et clos le {{DATE_CLOTURE_FR}}, comprenant le bilan, le compte de résultat et l'annexe, tels qu'ils ont été présentés, faisant apparaître {{RESULTAT_MOT}} de {{RESULTAT_FORMATE}} euros.</w:t>
@@ -152,7 +152,7 @@
     </w:p>
     <w:p>
       <w:pPr>
-        <w:spacing w:after="200"/>
+        <w:spacing w:after="120"/>
       </w:pPr>
       <w:r>
         <w:t xml:space="preserve">{{#IS_DEPENSES_NON_DEDUCTIBLES}}En application de l'article 223 quater du code général des impôts, l'assemblée générale approuve expressément les dépenses et charges non déductibles visées à l'article 39-4 du même code, d'un montant de {{DEPENSES_NON_DEDUCTIBLES_FORMATE}} euros.{{/IS_DEPENSES_NON_DEDUCTIBLES}}{{^IS_DEPENSES_NON_DEDUCTIBLES}}Il est constaté, en application de l'article 223 quater du code général des impôts, qu'aucune dépense ou charge non déductible visée à l'article 39-4 du même code n'a été comptabilisée.{{/IS_DEPENSES_NON_DEDUCTIBLES}}</w:t>
@@ -160,7 +160,7 @@
     </w:p>
     <w:p>
       <w:pPr>
-        <w:spacing w:after="200"/>
+        <w:spacing w:after="120"/>
       </w:pPr>
       <w:r>
         <w:t xml:space="preserve">En conséquence, quitus entier et sans réserve est donné à {{DIRIGEANT_NOM}} pour l'exécution de son mandat au titre de l'exercice écoulé.</w:t>
@@ -168,7 +168,7 @@
     </w:p>
     <w:p>
       <w:pPr>
-        <w:spacing w:after="200"/>
+        <w:spacing w:after="120"/>
       </w:pPr>
       <w:r>
         <w:rPr>
@@ -181,7 +181,7 @@
     </w:p>
     <w:p>
       <w:pPr>
-        <w:spacing w:after="80"/>
+        <w:spacing w:after="60"/>
       </w:pPr>
       <w:r>
         <w:t xml:space="preserve">{{#IS_BENEFICE}}L'assemblée générale décide d'affecter le bénéfice de l'exercice, soit {{RESULTAT_FORMATE}} euros{{#IS_REPORT_ANTERIEUR}}, {{REPORT_ANTERIEUR_VERBE}} report à nouveau {{REPORT_ANTERIEUR_QUALITE}} de {{REPORT_ANTERIEUR_FORMATE}} euros, soit un total de {{A_REPARTIR_FORMATE}} euros{{/IS_REPORT_ANTERIEUR}}, de la manière suivante :{{/IS_BENEFICE}}{{#IS_PERTE}}L'assemblée générale décide d'affecter la perte de l'exercice, soit {{RESULTAT_FORMATE}} euros, au compte « report à nouveau », qui est ainsi porté à {{AFF_REPORT}} euros.{{/IS_PERTE}}</w:t>
@@ -189,7 +189,7 @@
     </w:p>
     <w:p>
       <w:pPr>
-        <w:spacing w:after="200"/>
+        <w:spacing w:after="120"/>
       </w:pPr>
       <w:r>
         <w:t xml:space="preserve">{{#POSTES}}</w:t>
@@ -197,7 +197,7 @@
     </w:p>
     <w:p>
       <w:pPr>
-        <w:spacing w:after="80"/>
+        <w:spacing w:after="60"/>
         <w:ind w:left="454"/>
       </w:pPr>
       <w:r>
@@ -206,7 +206,7 @@
     </w:p>
     <w:p>
       <w:pPr>
-        <w:spacing w:after="200"/>
+        <w:spacing w:after="120"/>
       </w:pPr>
       <w:r>
         <w:t xml:space="preserve">{{/POSTES}}</w:t>
@@ -214,7 +214,7 @@
     </w:p>
     <w:p>
       <w:pPr>
-        <w:spacing w:before="240" w:after="200"/>
+        <w:spacing w:before="180" w:after="120"/>
       </w:pPr>
       <w:r>
         <w:t xml:space="preserve">{{#IS_RESERVE_LEGALE}}La dotation à la réserve légale est celle qu'impose l'article L. 232-10 du code de commerce : un vingtième du bénéfice diminué des pertes antérieures, jusqu'à ce que la réserve atteigne le dixième du capital social, soit {{RESERVE_PLAFOND_FORMATE}} euros.{{/IS_RESERVE_LEGALE}}</w:t>
@@ -222,7 +222,7 @@
     </w:p>
     <w:p>
       <w:pPr>
-        <w:spacing w:after="200"/>
+        <w:spacing w:after="120"/>
       </w:pPr>
       <w:r>
         <w:rPr>
@@ -235,7 +235,7 @@
     </w:p>
     <w:p>
       <w:pPr>
-        <w:spacing w:after="200"/>
+        <w:spacing w:after="120"/>
       </w:pPr>
       <w:r>
         <w:t xml:space="preserve">{{#IS_AUCUNE_CONVENTION}}{{^IS_CONVENTIONS_SANS_OBJET}}Il est pris acte qu'aucune convention entrant dans le champ d'application de l'article {{ARTICLE_CONVENTIONS}} n'a été conclue ni poursuivie au cours de l'exercice écoulé.{{/IS_CONVENTIONS_SANS_OBJET}}{{/IS_AUCUNE_CONVENTION}}</w:t>
@@ -243,7 +243,7 @@
     </w:p>
     <w:p>
       <w:pPr>
-        <w:spacing w:after="200"/>
+        <w:spacing w:after="120"/>
       </w:pPr>
       <w:r>
         <w:t xml:space="preserve">{{#IS_CONVENTIONS}}{{#IS_MENTION_AU_REGISTRE}}Il est fait mention, au registre des décisions de l'associé unique, des conventions suivantes, entrant dans le champ d'application de l'article {{ARTICLE_CONVENTIONS}} :{{/IS_MENTION_AU_REGISTRE}}{{^IS_MENTION_AU_REGISTRE}}Après avoir pris connaissance du rapport spécial établi par le {{RAPPORT_PAR}} sur les conventions entrant dans le champ d'application de l'article {{ARTICLE_CONVENTIONS}}, l'assemblée générale approuve les conventions suivantes :{{/IS_MENTION_AU_REGISTRE}}{{/IS_CONVENTIONS}}</w:t>
@@ -251,7 +251,7 @@
     </w:p>
     <w:p>
       <w:pPr>
-        <w:spacing w:after="200"/>
+        <w:spacing w:after="120"/>
       </w:pPr>
       <w:r>
         <w:t xml:space="preserve">{{#CONVENTIONS}}</w:t>
@@ -259,7 +259,7 @@
     </w:p>
     <w:p>
       <w:pPr>
-        <w:spacing w:after="200"/>
+        <w:spacing w:after="120"/>
       </w:pPr>
       <w:r>
         <w:t xml:space="preserve">{{RANG}}. {{NATURE}}, {{CONCLUSION}} avec {{PARTIE}} : {{OBJET}}{{#IS_MONTANT}}, pour un montant de {{MONTANT}} euros{{/IS_MONTANT}}{{#IS_MODALITES}} ({{MODALITES}}){{/IS_MODALITES}}.</w:t>
@@ -267,7 +267,7 @@
     </w:p>
     <w:p>
       <w:pPr>
-        <w:spacing w:after="200"/>
+        <w:spacing w:after="120"/>
       </w:pPr>
       <w:r>
         <w:t xml:space="preserve">{{/CONVENTIONS}}</w:t>
@@ -275,7 +275,7 @@
     </w:p>
     <w:p>
       <w:pPr>
-        <w:spacing w:after="200"/>
+        <w:spacing w:after="120"/>
       </w:pPr>
       <w:r>
         <w:rPr>
@@ -288,7 +288,7 @@
     </w:p>
     <w:p>
       <w:pPr>
-        <w:spacing w:after="200"/>
+        <w:spacing w:after="120"/>
       </w:pPr>
       <w:r>
         <w:t xml:space="preserve">L'assemblée générale donne tous pouvoirs au porteur d'un original, d'une copie ou d'un extrait du présent procès-verbal à l'effet d'accomplir les formalités de dépôt et de publicité prévues par la loi.</w:t>
@@ -296,7 +296,7 @@
     </w:p>
     <w:p>
       <w:pPr>
-        <w:spacing w:after="200"/>
+        <w:spacing w:after="120"/>
       </w:pPr>
       <w:r>
         <w:t xml:space="preserve">Plus rien n'étant à l'ordre du jour, la séance est levée. De tout ce que dessus, il a été dressé le présent procès-verbal, consigné sur le registre des décisions.</w:t>
@@ -304,7 +304,7 @@
     </w:p>
     <w:p>
       <w:pPr>
-        <w:spacing w:after="200"/>
+        <w:spacing w:after="120"/>
       </w:pPr>
       <w:r>
         <w:t xml:space="preserve">Fait à {{VILLE_SIGNATURE}}, le {{DATE_ASSEMBLEE_FR}}.</w:t>
@@ -312,7 +312,7 @@
     </w:p>
     <w:p>
       <w:pPr>
-        <w:spacing w:after="100"/>
+        <w:spacing w:after="120"/>
       </w:pPr>
       <w:r>
         <w:t xml:space="preserve">Les associés :</w:t>
@@ -320,7 +320,7 @@
     </w:p>
     <w:p>
       <w:pPr>
-        <w:spacing w:after="200"/>
+        <w:spacing w:after="120"/>
       </w:pPr>
       <w:r>
         <w:t xml:space="preserve">{{#ASSOCIES}}</w:t>
@@ -343,7 +343,7 @@
     </w:p>
     <w:p>
       <w:pPr>
-        <w:spacing w:after="200"/>
+        <w:spacing w:after="120"/>
       </w:pPr>
       <w:r>
         <w:t xml:space="preserve">{{/ASSOCIES}}</w:t>
